--- a/reports/SecureBank-Stage2-Completion-Report.docx
+++ b/reports/SecureBank-Stage2-Completion-Report.docx
@@ -31,7 +31,7 @@
         <w:t xml:space="preserve">Status:</w:t>
       </w:r>
       <w:r>
-        <w:t xml:space="preserve"> ✅ Module 1 complete (Server Foundation + baseline hardening)</w:t>
+        <w:t xml:space="preserve"> ✅ Foundation complete (Module 1) — 🟡 Module 2 code complete, verify on the VM; Modules 2–8 planned</w:t>
       </w:r>
     </w:p>
     <w:p>
@@ -1362,20 +1362,20 @@
               <w:spacing w:after="0"/>
             </w:pPr>
             <w:r>
-              <w:t xml:space="preserve">Local ed25519 keypair (loopback; Kali key via ssh-copy-id)</w:t>
-            </w:r>
-          </w:p>
-        </w:tc>
-        <w:tc>
-          <w:tcPr>
-            <w:tcW w:w="0" w:type="auto"/>
-          </w:tcPr>
-          <w:p>
-            <w:pPr>
-              <w:spacing w:after="0"/>
-            </w:pPr>
-            <w:r>
-              <w:t xml:space="preserve">Module 4 key-only switch is config-only</w:t>
+              <w:t xml:space="preserve">Admin SSH keys — Kali is the sole origin (no server-side keypair)</w:t>
+            </w:r>
+          </w:p>
+        </w:tc>
+        <w:tc>
+          <w:tcPr>
+            <w:tcW w:w="0" w:type="auto"/>
+          </w:tcPr>
+          <w:p>
+            <w:pPr>
+              <w:spacing w:after="0"/>
+            </w:pPr>
+            <w:r>
+              <w:t xml:space="preserve">key-provenance muddying; Module 4 audit + Stage 8 investigations</w:t>
             </w:r>
           </w:p>
         </w:tc>
@@ -2153,7 +2153,25 @@
     <w:p>
       <w:pPr/>
       <w:r>
-        <w:t xml:space="preserve">Default deny inbound; outbound allowed (updates via NAT NIC); forward dropped.</w:t>
+        <w:t xml:space="preserve">Default deny inbound; **outbound unrestricted — the documented current lab</w:t>
+      </w:r>
+    </w:p>
+    <w:p>
+      <w:pPr/>
+      <w:r>
+        <w:t xml:space="preserve">posture, not an "outbound-only updates" policy** (a deliberate egress</w:t>
+      </w:r>
+    </w:p>
+    <w:p>
+      <w:pPr/>
+      <w:r>
+        <w:t xml:space="preserve">allow-list arrives with later modules once required destinations are</w:t>
+      </w:r>
+    </w:p>
+    <w:p>
+      <w:pPr/>
+      <w:r>
+        <w:t xml:space="preserve">recorded); forward dropped.</w:t>
       </w:r>
     </w:p>
     <w:tbl>
@@ -2433,29 +2451,47 @@
         <w:t xml:space="preserve">Self-lockout guard:</w:t>
       </w:r>
       <w:r>
-        <w:t xml:space="preserve"> setup.sh reads the live SSH session's source address</w:t>
-      </w:r>
-    </w:p>
-    <w:p>
-      <w:pPr/>
-      <w:r>
-        <w:t xml:space="preserve">(</w:t>
+        <w:t xml:space="preserve"> setup.sh validates the REMOTE PEER address of the</w:t>
+      </w:r>
+    </w:p>
+    <w:p>
+      <w:pPr/>
+      <w:r>
+        <w:t xml:space="preserve">live SSH session (IPv4 + IPv6, via </w:t>
       </w:r>
       <w:r>
         <w:rPr>
           <w:rFonts w:ascii="Consolas" w:hAnsi="Consolas"/>
           <w:shd w:val="clear" w:fill="F2F2F2"/>
         </w:rPr>
-        <w:t xml:space="preserve">ss</w:t>
-      </w:r>
-      <w:r>
-        <w:t xml:space="preserve">) and aborts with a clear message before applying the firewall if it</w:t>
-      </w:r>
-    </w:p>
-    <w:p>
-      <w:pPr/>
-      <w:r>
-        <w:t xml:space="preserve">would cut the admin's own session (escape hatch: </w:t>
+        <w:t xml:space="preserve">ss -tnpe</w:t>
+      </w:r>
+      <w:r>
+        <w:t xml:space="preserve">'s explicit endpoint fields —</w:t>
+      </w:r>
+    </w:p>
+    <w:p>
+      <w:pPr/>
+      <w:r>
+        <w:t xml:space="preserve">not the local socket side, which Module 2's static plan changes on purpose)</w:t>
+      </w:r>
+    </w:p>
+    <w:p>
+      <w:pPr/>
+      <w:r>
+        <w:t xml:space="preserve">and aborts before applying the firewall if the peer would be cut. It fails</w:t>
+      </w:r>
+    </w:p>
+    <w:p>
+      <w:pPr/>
+      <w:r>
+        <w:t xml:space="preserve">closed when a session is live but its peer cannot be determined</w:t>
+      </w:r>
+    </w:p>
+    <w:p>
+      <w:pPr/>
+      <w:r>
+        <w:t xml:space="preserve">(escape hatch: </w:t>
       </w:r>
       <w:r>
         <w:rPr>
@@ -3319,13 +3355,13 @@
         <w:t xml:space="preserve">ssh-copy-id securebank-admin@&lt;server-ip&gt;</w:t>
       </w:r>
       <w:r>
-        <w:t xml:space="preserve">. The server's own key is</w:t>
-      </w:r>
-    </w:p>
-    <w:p>
-      <w:pPr/>
-      <w:r>
-        <w:t xml:space="preserve">  loopback-only (traffic script).</w:t>
+        <w:t xml:space="preserve">. The server generates no keys</w:t>
+      </w:r>
+    </w:p>
+    <w:p>
+      <w:pPr/>
+      <w:r>
+        <w:t xml:space="preserve">  of its own — Kali is the sole admin-key origin (C-12).</w:t>
       </w:r>
     </w:p>
     <w:p>
@@ -3438,7 +3474,7 @@
               <w:spacing w:after="0"/>
             </w:pPr>
             <w:r>
-              <w:t xml:space="preserve">🔜 Next</w:t>
+              <w:t xml:space="preserve">🟡 Code complete — verify on the VM</w:t>
             </w:r>
           </w:p>
         </w:tc>
